--- a/engine/amoc_study/AMOC_Bibliography_10-09-2026.docx
+++ b/engine/amoc_study/AMOC_Bibliography_10-09-2026.docx
@@ -14868,7 +14868,7 @@
                 <w:color w:val="1C3A36"/>
                 <w:sz w:val="15"/>
               </w:rPr>
-              <w:t>Terminal real risk-free rate, READ LIVE from the house macro path (engine/macro_paths/EG.json) rather than typed here. The terminal NOMINAL risk-free rate is not an input either: it is the house path's own `terminal_rf`, which is this real rate plus the central bank's inflation target in force for the terminal horizon, so the single most terminal-value-sensitive number in the model can be set neither by hand nor by this study alone. TWO EDITIONS OF THIS LINE ARE RETIRED. The first hardcoded 10.50% by adding 5.5pp to the 5% target dated Q4-2028 while describing it as 'the' medium-term target. The second, adopted 06-Aug-2026, derived the rate correctly but from a real convention typed into this file, so when the house convention moved from 5.5% to 3.5% — the retired figure being a restrictive policy stance rather than a long-run real rate — this study went on discounting at 12.50% while every conformed study discounted at 10.50%. Two readers of one economy must not disagree</w:t>
+              <w:t>Terminal real risk-free rate. It is NOT set by this study: it is read from the single long-run view of the Egyptian economy that every study in this book discounts on, so one company cannot quietly hold a different one. The terminal NOMINAL risk-free rate is not an input either — it is that same shared view's own figure, this real rate plus the central bank's inflation target in force for the terminal horizon — so the single most terminal-value-sensitive number in the model can be set neither by hand nor by this study alone. TWO EDITIONS OF THIS LINE ARE RETIRED. The first hardcoded 10.50% by adding 5.5pp to the 5% target dated Q4-2028 while describing it as 'the' medium-term target. The second, adopted 06-Aug-2026, derived the rate correctly but from a real convention typed into this file, so when the house convention moved from 5.5% to 3.5% — the retired figure being a restrictive policy stance rather than a long-run real rate — this study went on discounting at 12.50% while every conformed study discounted at 10.50%. Two readers of one economy must not disagree</w:t>
             </w:r>
           </w:p>
         </w:tc>
